--- a/zht/docx/095.content.docx
+++ b/zht/docx/095.content.docx
@@ -523,18 +523,12 @@
           <w:lang w:val="zh_TW" w:bidi="zh_TW"/>
         </w:rPr>
       </w:r>
-      <w:hyperlink r:id="rId13">
-        <w:r>
-          <w:rPr>
-            <w:lang w:val="zh_TW" w:bidi="zh_TW"/>
-          </w:rPr>
-          <w:rPr>
-            <w:color w:val="0000EE"/>
-            <w:u w:val="single"/>
-          </w:rPr>
-          <w:t>傳道書1:12–15</w:t>
-        </w:r>
-      </w:hyperlink>
+      <w:r>
+        <w:rPr>
+          <w:lang w:val="zh_TW" w:bidi="zh_TW"/>
+        </w:rPr>
+        <w:t>傳道書1:12–15</w:t>
+      </w:r>
     </w:p>
     <w:p>
       <w:pPr>
@@ -547,18 +541,12 @@
           <w:lang w:val="zh_TW" w:bidi="zh_TW"/>
         </w:rPr>
       </w:r>
-      <w:hyperlink r:id="rId14">
-        <w:r>
-          <w:rPr>
-            <w:lang w:val="zh_TW" w:bidi="zh_TW"/>
-          </w:rPr>
-          <w:rPr>
-            <w:color w:val="0000EE"/>
-            <w:u w:val="single"/>
-          </w:rPr>
-          <w:t>以弗所書4:11–13</w:t>
-        </w:r>
-      </w:hyperlink>
+      <w:r>
+        <w:rPr>
+          <w:lang w:val="zh_TW" w:bidi="zh_TW"/>
+        </w:rPr>
+        <w:t>以弗所書4:11–13</w:t>
+      </w:r>
     </w:p>
     <w:p>
       <w:pPr>
@@ -571,18 +559,12 @@
           <w:lang w:val="zh_TW" w:bidi="zh_TW"/>
         </w:rPr>
       </w:r>
-      <w:hyperlink r:id="rId15">
-        <w:r>
-          <w:rPr>
-            <w:lang w:val="zh_TW" w:bidi="zh_TW"/>
-          </w:rPr>
-          <w:rPr>
-            <w:color w:val="0000EE"/>
-            <w:u w:val="single"/>
-          </w:rPr>
-          <w:t>加拉太書6:6–8</w:t>
-        </w:r>
-      </w:hyperlink>
+      <w:r>
+        <w:rPr>
+          <w:lang w:val="zh_TW" w:bidi="zh_TW"/>
+        </w:rPr>
+        <w:t>加拉太書6:6–8</w:t>
+      </w:r>
     </w:p>
     <w:p>
       <w:pPr>
@@ -595,18 +577,12 @@
           <w:lang w:val="zh_TW" w:bidi="zh_TW"/>
         </w:rPr>
       </w:r>
-      <w:hyperlink r:id="rId16">
-        <w:r>
-          <w:rPr>
-            <w:lang w:val="zh_TW" w:bidi="zh_TW"/>
-          </w:rPr>
-          <w:rPr>
-            <w:color w:val="0000EE"/>
-            <w:u w:val="single"/>
-          </w:rPr>
-          <w:t>哈巴谷書2:18</w:t>
-        </w:r>
-      </w:hyperlink>
+      <w:r>
+        <w:rPr>
+          <w:lang w:val="zh_TW" w:bidi="zh_TW"/>
+        </w:rPr>
+        <w:t>哈巴谷書2:18</w:t>
+      </w:r>
     </w:p>
     <w:p>
       <w:pPr>
@@ -619,18 +595,12 @@
           <w:lang w:val="zh_TW" w:bidi="zh_TW"/>
         </w:rPr>
       </w:r>
-      <w:hyperlink r:id="rId17">
-        <w:r>
-          <w:rPr>
-            <w:lang w:val="zh_TW" w:bidi="zh_TW"/>
-          </w:rPr>
-          <w:rPr>
-            <w:color w:val="0000EE"/>
-            <w:u w:val="single"/>
-          </w:rPr>
-          <w:t>雅各書3:2</w:t>
-        </w:r>
-      </w:hyperlink>
+      <w:r>
+        <w:rPr>
+          <w:lang w:val="zh_TW" w:bidi="zh_TW"/>
+        </w:rPr>
+        <w:t>雅各書3:2</w:t>
+      </w:r>
     </w:p>
     <w:p>
       <w:pPr>
@@ -643,18 +613,12 @@
           <w:lang w:val="zh_TW" w:bidi="zh_TW"/>
         </w:rPr>
       </w:r>
-      <w:hyperlink r:id="rId18">
-        <w:r>
-          <w:rPr>
-            <w:lang w:val="zh_TW" w:bidi="zh_TW"/>
-          </w:rPr>
-          <w:rPr>
-            <w:color w:val="0000EE"/>
-            <w:u w:val="single"/>
-          </w:rPr>
-          <w:t>約翰福音1:37–39</w:t>
-        </w:r>
-      </w:hyperlink>
+      <w:r>
+        <w:rPr>
+          <w:lang w:val="zh_TW" w:bidi="zh_TW"/>
+        </w:rPr>
+        <w:t>約翰福音1:37–39</w:t>
+      </w:r>
     </w:p>
     <w:p>
       <w:pPr>
@@ -667,18 +631,12 @@
           <w:lang w:val="zh_TW" w:bidi="zh_TW"/>
         </w:rPr>
       </w:r>
-      <w:hyperlink r:id="rId19">
-        <w:r>
-          <w:rPr>
-            <w:lang w:val="zh_TW" w:bidi="zh_TW"/>
-          </w:rPr>
-          <w:rPr>
-            <w:color w:val="0000EE"/>
-            <w:u w:val="single"/>
-          </w:rPr>
-          <w:t>路加福音6:40</w:t>
-        </w:r>
-      </w:hyperlink>
+      <w:r>
+        <w:rPr>
+          <w:lang w:val="zh_TW" w:bidi="zh_TW"/>
+        </w:rPr>
+        <w:t>路加福音6:40</w:t>
+      </w:r>
     </w:p>
     <w:p>
       <w:pPr>
@@ -691,18 +649,12 @@
           <w:lang w:val="zh_TW" w:bidi="zh_TW"/>
         </w:rPr>
       </w:r>
-      <w:hyperlink r:id="rId20">
-        <w:r>
-          <w:rPr>
-            <w:lang w:val="zh_TW" w:bidi="zh_TW"/>
-          </w:rPr>
-          <w:rPr>
-            <w:color w:val="0000EE"/>
-            <w:u w:val="single"/>
-          </w:rPr>
-          <w:t>馬太福音12:38–40</w:t>
-        </w:r>
-      </w:hyperlink>
+      <w:r>
+        <w:rPr>
+          <w:lang w:val="zh_TW" w:bidi="zh_TW"/>
+        </w:rPr>
+        <w:t>馬太福音12:38–40</w:t>
+      </w:r>
     </w:p>
     <w:p>
       <w:pPr>
